--- a/samples/mpnicare-hk-locale/word/MPNicare-HK-wording-change-log.docx
+++ b/samples/mpnicare-hk-locale/word/MPNicare-HK-wording-change-log.docx
@@ -10,7 +10,7 @@
           <w:color w:val="0B6E6E"/>
           <w:sz w:val="20"/>
         </w:rPr>
-        <w:t>MPNicare ｜ PharmaEssentia Hong Kong</w:t>
+        <w:t>MPNicare ｜ 藥華醫藥香港</w:t>
       </w:r>
     </w:p>
     <w:p>
@@ -21,7 +21,7 @@
           <w:color w:val="12353A"/>
           <w:sz w:val="40"/>
         </w:rPr>
-        <w:t>Hong Kong Chinese wording overlay — change log</w:t>
+        <w:t>香港中文用語覆蓋層——改動清單</w:t>
       </w:r>
     </w:p>
     <w:p>
@@ -34,7 +34,7 @@
           <w:b w:val="0"/>
           <w:sz w:val="22"/>
         </w:rPr>
-        <w:t>Layout, page structure and column placement stay the same. Only Hong Kong chrome (menu, titles, footer, terms) and regional-content labels change. Article bodies in the three regional columns are not rewritten.</w:t>
+        <w:t>版面、頁面結構及欄目位置維持不變。只改香港介面用語（選單、標題、頁尾、條款）及地區內容標示。三個地區欄目的文章正文不改寫。</w:t>
       </w:r>
     </w:p>
     <w:p>
@@ -47,7 +47,7 @@
           <w:b w:val="0"/>
           <w:sz w:val="20"/>
         </w:rPr>
-        <w:t>Date: 21 August 2026  ·  Sensitivity: Low (public patient-education site)  ·  Status: implementation spec / legal-review draft</w:t>
+        <w:t>日期：2026年8月21日  ·  敏感度：低（公開病人教育網站）  ·  狀態：實作規格／法律審閱草稿</w:t>
       </w:r>
     </w:p>
     <w:p>
@@ -61,7 +61,7 @@
           <w:color w:val="12353A"/>
           <w:sz w:val="32"/>
         </w:rPr>
-        <w:t>1. What this file is</w:t>
+        <w:t>1. 本檔用途</w:t>
       </w:r>
     </w:p>
     <w:p>
@@ -74,7 +74,7 @@
           <w:b w:val="0"/>
           <w:sz w:val="22"/>
         </w:rPr>
-        <w:t>This is the working change log for the 中文（香港） locale on mpnicare.org. Use it with web (Wix strings), Medical (disclaimer lines only) and Legal (terms page). It records what was implemented in the overlay sample after the 21 August 2026 review: regional notices must not appear on 病人教育專區; they belong only on the three source columns.</w:t>
+        <w:t>本檔為 mpnicare.org「中文（香港）」語系的工作改動清單，供網頁（Wix 字串）、醫學事務（只審免責字句）及法務（使用條款頁）一併使用。內容反映 2026年8月21日審閱後的實作：地區提示不得出現在「病人教育專區」，只加在三個原文欄目。</w:t>
       </w:r>
     </w:p>
     <w:p>
@@ -88,7 +88,7 @@
           <w:color w:val="12353A"/>
           <w:sz w:val="32"/>
         </w:rPr>
-        <w:t>2. Labelling rules (do not rewrite articles)</w:t>
+        <w:t>2. 標示規則（不得改寫文章）</w:t>
       </w:r>
     </w:p>
     <w:p>
@@ -101,7 +101,7 @@
           <w:b w:val="0"/>
           <w:sz w:val="22"/>
         </w:rPr>
-        <w:t>Applies only to these three columns (menu names change; bodies stay original): 血腫專欄 → 血液腫瘤專欄; 健康照護 → 健康資訊; 品味生活 (title unified from 生活品味).</w:t>
+        <w:t>只適用於以下三欄（選單名稱會改；正文維持原文）：血腫專欄 → 血液腫瘤專欄；健康照護 → 健康資訊；品味生活（標題由「生活品味」統一）。</w:t>
       </w:r>
     </w:p>
     <w:tbl>
@@ -131,7 +131,7 @@
                 <w:color w:val="FFFFFF"/>
                 <w:sz w:val="20"/>
               </w:rPr>
-              <w:t>Placement</w:t>
+              <w:t>位置</w:t>
             </w:r>
           </w:p>
         </w:tc>
@@ -149,7 +149,7 @@
                 <w:color w:val="FFFFFF"/>
                 <w:sz w:val="20"/>
               </w:rPr>
-              <w:t>Add this</w:t>
+              <w:t>加入以下字句</w:t>
             </w:r>
           </w:p>
         </w:tc>
@@ -167,7 +167,7 @@
                 <w:color w:val="FFFFFF"/>
                 <w:sz w:val="20"/>
               </w:rPr>
-              <w:t>Do not add on</w:t>
+              <w:t>不要加在</w:t>
             </w:r>
           </w:p>
         </w:tc>
@@ -185,7 +185,7 @@
                 <w:b w:val="0"/>
                 <w:sz w:val="20"/>
               </w:rPr>
-              <w:t>Column page — under existing title, above article list</w:t>
+              <w:t>欄目頁——現有標題下、文章列表上</w:t>
             </w:r>
           </w:p>
         </w:tc>
@@ -219,7 +219,7 @@
                 <w:b w:val="0"/>
                 <w:sz w:val="20"/>
               </w:rPr>
-              <w:t>病人教育專區, 關於MPN, 首頁整頁, 友善連結, 使用條款</w:t>
+              <w:t>病人教育專區、關於MPN、首頁整頁、友善連結、使用條款</w:t>
             </w:r>
           </w:p>
         </w:tc>
@@ -237,7 +237,7 @@
                 <w:b w:val="0"/>
                 <w:sz w:val="20"/>
               </w:rPr>
-              <w:t>Article card — beside existing category name</w:t>
+              <w:t>文章卡——現有分類名稱旁</w:t>
             </w:r>
           </w:p>
         </w:tc>
@@ -269,7 +269,7 @@
                 <w:b w:val="0"/>
                 <w:sz w:val="20"/>
               </w:rPr>
-              <w:t>病人教育專區 tiles</w:t>
+              <w:t>病人教育專區的分類卡</w:t>
             </w:r>
           </w:p>
         </w:tc>
@@ -287,7 +287,7 @@
                 <w:b w:val="0"/>
                 <w:sz w:val="20"/>
               </w:rPr>
-              <w:t>Article page — under title or byline, one line</w:t>
+              <w:t>文章頁——標題或作者欄下一行</w:t>
             </w:r>
           </w:p>
         </w:tc>
@@ -319,7 +319,7 @@
                 <w:b w:val="0"/>
                 <w:sz w:val="20"/>
               </w:rPr>
-              <w:t>Hong Kong chrome pages</w:t>
+              <w:t>香港介面頁面</w:t>
             </w:r>
           </w:p>
         </w:tc>
@@ -336,7 +336,7 @@
           <w:b w:val="0"/>
           <w:sz w:val="22"/>
         </w:rPr>
-        <w:t>Homepage: no full-page warning box. The three latest-article cards only get the small tag beside the category name.</w:t>
+        <w:t>首頁：不放整頁警告框。三張最新文章卡只在分類名稱旁加小標籤。</w:t>
       </w:r>
     </w:p>
     <w:p>
@@ -350,7 +350,7 @@
           <w:color w:val="12353A"/>
           <w:sz w:val="32"/>
         </w:rPr>
-        <w:t>3. Wording changes implemented</w:t>
+        <w:t>3. 已實作的用語改動</w:t>
       </w:r>
     </w:p>
     <w:tbl>
@@ -370,7 +370,7 @@
       <w:tr>
         <w:tc>
           <w:tcPr>
-            <w:tcW w:type="dxa" w:w="1701"/>
+            <w:tcW w:type="dxa" w:w="1587"/>
             <w:shd w:fill="12353A"/>
           </w:tcPr>
           <w:p>
@@ -382,7 +382,7 @@
                 <w:color w:val="FFFFFF"/>
                 <w:sz w:val="20"/>
               </w:rPr>
-              <w:t>Page</w:t>
+              <w:t>頁面</w:t>
             </w:r>
           </w:p>
         </w:tc>
@@ -400,25 +400,7 @@
                 <w:color w:val="FFFFFF"/>
                 <w:sz w:val="20"/>
               </w:rPr>
-              <w:t>Original</w:t>
-            </w:r>
-          </w:p>
-        </w:tc>
-        <w:tc>
-          <w:tcPr>
-            <w:tcW w:type="dxa" w:w="2268"/>
-            <w:shd w:fill="12353A"/>
-          </w:tcPr>
-          <w:p>
-            <w:r/>
-            <w:r>
-              <w:rPr>
-                <w:rFonts w:ascii="Calibri" w:hAnsi="Calibri" w:eastAsia="Microsoft JhengHei"/>
-                <w:b/>
-                <w:color w:val="FFFFFF"/>
-                <w:sz w:val="20"/>
-              </w:rPr>
-              <w:t>In this sentence / place</w:t>
+              <w:t>原文</w:t>
             </w:r>
           </w:p>
         </w:tc>
@@ -436,7 +418,25 @@
                 <w:color w:val="FFFFFF"/>
                 <w:sz w:val="20"/>
               </w:rPr>
-              <w:t>Hong Kong wording</w:t>
+              <w:t>出現位置／原句</w:t>
+            </w:r>
+          </w:p>
+        </w:tc>
+        <w:tc>
+          <w:tcPr>
+            <w:tcW w:type="dxa" w:w="2381"/>
+            <w:shd w:fill="12353A"/>
+          </w:tcPr>
+          <w:p>
+            <w:r/>
+            <w:r>
+              <w:rPr>
+                <w:rFonts w:ascii="Calibri" w:hAnsi="Calibri" w:eastAsia="Microsoft JhengHei"/>
+                <w:b/>
+                <w:color w:val="FFFFFF"/>
+                <w:sz w:val="20"/>
+              </w:rPr>
+              <w:t>香港用語</w:t>
             </w:r>
           </w:p>
         </w:tc>
@@ -454,7 +454,7 @@
                 <w:color w:val="FFFFFF"/>
                 <w:sz w:val="20"/>
               </w:rPr>
-              <w:t>Note</w:t>
+              <w:t>備註</w:t>
             </w:r>
           </w:p>
         </w:tc>
@@ -462,7 +462,7 @@
       <w:tr>
         <w:tc>
           <w:tcPr>
-            <w:tcW w:type="dxa" w:w="1701"/>
+            <w:tcW w:type="dxa" w:w="1587"/>
           </w:tcPr>
           <w:p>
             <w:r/>
@@ -472,7 +472,7 @@
                 <w:b w:val="0"/>
                 <w:sz w:val="20"/>
               </w:rPr>
-              <w:t>Site menu</w:t>
+              <w:t>網站選單</w:t>
             </w:r>
           </w:p>
         </w:tc>
@@ -494,7 +494,7 @@
         </w:tc>
         <w:tc>
           <w:tcPr>
-            <w:tcW w:type="dxa" w:w="2268"/>
+            <w:tcW w:type="dxa" w:w="2381"/>
           </w:tcPr>
           <w:p>
             <w:r/>
@@ -504,7 +504,7 @@
                 <w:b w:val="0"/>
                 <w:sz w:val="20"/>
               </w:rPr>
-              <w:t>Menu item</w:t>
+              <w:t>選單項目</w:t>
             </w:r>
           </w:p>
         </w:tc>
@@ -536,7 +536,7 @@
                 <w:b w:val="0"/>
                 <w:sz w:val="20"/>
               </w:rPr>
-              <w:t>hematoma ≠ haematology-oncology. Menu only.</w:t>
+              <w:t>「血腫」≠血液腫瘤科。只改選單。</w:t>
             </w:r>
           </w:p>
         </w:tc>
@@ -544,7 +544,7 @@
       <w:tr>
         <w:tc>
           <w:tcPr>
-            <w:tcW w:type="dxa" w:w="1701"/>
+            <w:tcW w:type="dxa" w:w="1587"/>
           </w:tcPr>
           <w:p>
             <w:r/>
@@ -554,7 +554,7 @@
                 <w:b w:val="0"/>
                 <w:sz w:val="20"/>
               </w:rPr>
-              <w:t>Site menu</w:t>
+              <w:t>網站選單</w:t>
             </w:r>
           </w:p>
         </w:tc>
@@ -576,7 +576,7 @@
         </w:tc>
         <w:tc>
           <w:tcPr>
-            <w:tcW w:type="dxa" w:w="2268"/>
+            <w:tcW w:type="dxa" w:w="2381"/>
           </w:tcPr>
           <w:p>
             <w:r/>
@@ -586,7 +586,7 @@
                 <w:b w:val="0"/>
                 <w:sz w:val="20"/>
               </w:rPr>
-              <w:t>Menu item</w:t>
+              <w:t>選單項目</w:t>
             </w:r>
           </w:p>
         </w:tc>
@@ -618,7 +618,7 @@
                 <w:b w:val="0"/>
                 <w:sz w:val="20"/>
               </w:rPr>
-              <w:t>Menu only; article bodies unchanged.</w:t>
+              <w:t>只改選單；文章正文不變。</w:t>
             </w:r>
           </w:p>
         </w:tc>
@@ -626,7 +626,7 @@
       <w:tr>
         <w:tc>
           <w:tcPr>
-            <w:tcW w:type="dxa" w:w="1701"/>
+            <w:tcW w:type="dxa" w:w="1587"/>
           </w:tcPr>
           <w:p>
             <w:r/>
@@ -636,7 +636,7 @@
                 <w:b w:val="0"/>
                 <w:sz w:val="20"/>
               </w:rPr>
-              <w:t>Menu + page title</w:t>
+              <w:t>選單＋頁面標題</w:t>
             </w:r>
           </w:p>
         </w:tc>
@@ -658,7 +658,7 @@
         </w:tc>
         <w:tc>
           <w:tcPr>
-            <w:tcW w:type="dxa" w:w="2268"/>
+            <w:tcW w:type="dxa" w:w="2381"/>
           </w:tcPr>
           <w:p>
             <w:r/>
@@ -668,7 +668,7 @@
                 <w:b w:val="0"/>
                 <w:sz w:val="20"/>
               </w:rPr>
-              <w:t>Menu vs title word order</w:t>
+              <w:t>選單與標題用字次序不一</w:t>
             </w:r>
           </w:p>
         </w:tc>
@@ -684,7 +684,7 @@
                 <w:b w:val="0"/>
                 <w:sz w:val="20"/>
               </w:rPr>
-              <w:t>品味生活 (both)</w:t>
+              <w:t>品味生活（兩者統一）</w:t>
             </w:r>
           </w:p>
         </w:tc>
@@ -700,7 +700,7 @@
                 <w:b w:val="0"/>
                 <w:sz w:val="20"/>
               </w:rPr>
-              <w:t>Unify; do not rewrite articles.</w:t>
+              <w:t>統一即可；不要改寫文章。</w:t>
             </w:r>
           </w:p>
         </w:tc>
@@ -708,7 +708,7 @@
       <w:tr>
         <w:tc>
           <w:tcPr>
-            <w:tcW w:type="dxa" w:w="1701"/>
+            <w:tcW w:type="dxa" w:w="1587"/>
           </w:tcPr>
           <w:p>
             <w:r/>
@@ -718,7 +718,7 @@
                 <w:b w:val="0"/>
                 <w:sz w:val="20"/>
               </w:rPr>
-              <w:t>Footer (site-wide)</w:t>
+              <w:t>頁尾（全站）</w:t>
             </w:r>
           </w:p>
         </w:tc>
@@ -740,7 +740,7 @@
         </w:tc>
         <w:tc>
           <w:tcPr>
-            <w:tcW w:type="dxa" w:w="2268"/>
+            <w:tcW w:type="dxa" w:w="2381"/>
           </w:tcPr>
           <w:p>
             <w:r/>
@@ -782,7 +782,7 @@
                 <w:b w:val="0"/>
                 <w:sz w:val="20"/>
               </w:rPr>
-              <w:t>Shared HK footer.</w:t>
+              <w:t>香港共用頁尾。</w:t>
             </w:r>
           </w:p>
         </w:tc>
@@ -790,7 +790,7 @@
       <w:tr>
         <w:tc>
           <w:tcPr>
-            <w:tcW w:type="dxa" w:w="1701"/>
+            <w:tcW w:type="dxa" w:w="1587"/>
           </w:tcPr>
           <w:p>
             <w:r/>
@@ -800,7 +800,7 @@
                 <w:b w:val="0"/>
                 <w:sz w:val="20"/>
               </w:rPr>
-              <w:t>Footer (site-wide)</w:t>
+              <w:t>頁尾（全站）</w:t>
             </w:r>
           </w:p>
         </w:tc>
@@ -822,7 +822,7 @@
         </w:tc>
         <w:tc>
           <w:tcPr>
-            <w:tcW w:type="dxa" w:w="2268"/>
+            <w:tcW w:type="dxa" w:w="2381"/>
           </w:tcPr>
           <w:p>
             <w:r/>
@@ -864,7 +864,7 @@
                 <w:b w:val="0"/>
                 <w:sz w:val="20"/>
               </w:rPr>
-              <w:t>HK 賬. Site-wide footer, so change.</w:t>
+              <w:t>香港用「賬」。全站頁尾，故須改。</w:t>
             </w:r>
           </w:p>
         </w:tc>
@@ -872,7 +872,7 @@
       <w:tr>
         <w:tc>
           <w:tcPr>
-            <w:tcW w:type="dxa" w:w="1701"/>
+            <w:tcW w:type="dxa" w:w="1587"/>
           </w:tcPr>
           <w:p>
             <w:r/>
@@ -882,7 +882,7 @@
                 <w:b w:val="0"/>
                 <w:sz w:val="20"/>
               </w:rPr>
-              <w:t>Footer (site-wide)</w:t>
+              <w:t>頁尾（全站）</w:t>
             </w:r>
           </w:p>
         </w:tc>
@@ -904,7 +904,7 @@
         </w:tc>
         <w:tc>
           <w:tcPr>
-            <w:tcW w:type="dxa" w:w="2268"/>
+            <w:tcW w:type="dxa" w:w="2381"/>
           </w:tcPr>
           <w:p>
             <w:r/>
@@ -946,7 +946,7 @@
                 <w:b w:val="0"/>
                 <w:sz w:val="20"/>
               </w:rPr>
-              <w:t>Site-wide HK footer.</w:t>
+              <w:t>香港全站頁尾。</w:t>
             </w:r>
           </w:p>
         </w:tc>
@@ -954,7 +954,7 @@
       <w:tr>
         <w:tc>
           <w:tcPr>
-            <w:tcW w:type="dxa" w:w="1701"/>
+            <w:tcW w:type="dxa" w:w="1587"/>
           </w:tcPr>
           <w:p>
             <w:r/>
@@ -964,7 +964,7 @@
                 <w:b w:val="0"/>
                 <w:sz w:val="20"/>
               </w:rPr>
-              <w:t>Home</w:t>
+              <w:t>首頁</w:t>
             </w:r>
           </w:p>
         </w:tc>
@@ -986,7 +986,7 @@
         </w:tc>
         <w:tc>
           <w:tcPr>
-            <w:tcW w:type="dxa" w:w="2268"/>
+            <w:tcW w:type="dxa" w:w="2381"/>
           </w:tcPr>
           <w:p>
             <w:r/>
@@ -1028,7 +1028,7 @@
                 <w:b w:val="0"/>
                 <w:sz w:val="20"/>
               </w:rPr>
-              <w:t>Correct medical character. Live /zh-hk introduced 並.</w:t>
+              <w:t>醫學用字應為「併」。現有 /zh-hk 誤用「並」。</w:t>
             </w:r>
           </w:p>
         </w:tc>
@@ -1036,7 +1036,7 @@
       <w:tr>
         <w:tc>
           <w:tcPr>
-            <w:tcW w:type="dxa" w:w="1701"/>
+            <w:tcW w:type="dxa" w:w="1587"/>
           </w:tcPr>
           <w:p>
             <w:r/>
@@ -1046,7 +1046,7 @@
                 <w:b w:val="0"/>
                 <w:sz w:val="20"/>
               </w:rPr>
-              <w:t>About MPN</w:t>
+              <w:t>關於MPN</w:t>
             </w:r>
           </w:p>
         </w:tc>
@@ -1068,7 +1068,7 @@
         </w:tc>
         <w:tc>
           <w:tcPr>
-            <w:tcW w:type="dxa" w:w="2268"/>
+            <w:tcW w:type="dxa" w:w="2381"/>
           </w:tcPr>
           <w:p>
             <w:r/>
@@ -1110,7 +1110,7 @@
                 <w:b w:val="0"/>
                 <w:sz w:val="20"/>
               </w:rPr>
-              <w:t>Stop machine-translation regression.</w:t>
+              <w:t>避免機器翻譯回退。</w:t>
             </w:r>
           </w:p>
         </w:tc>
@@ -1118,7 +1118,7 @@
       <w:tr>
         <w:tc>
           <w:tcPr>
-            <w:tcW w:type="dxa" w:w="1701"/>
+            <w:tcW w:type="dxa" w:w="1587"/>
           </w:tcPr>
           <w:p>
             <w:r/>
@@ -1128,7 +1128,7 @@
                 <w:b w:val="0"/>
                 <w:sz w:val="20"/>
               </w:rPr>
-              <w:t>About MPN</w:t>
+              <w:t>關於MPN</w:t>
             </w:r>
           </w:p>
         </w:tc>
@@ -1150,7 +1150,7 @@
         </w:tc>
         <w:tc>
           <w:tcPr>
-            <w:tcW w:type="dxa" w:w="2268"/>
+            <w:tcW w:type="dxa" w:w="2381"/>
           </w:tcPr>
           <w:p>
             <w:r/>
@@ -1192,7 +1192,7 @@
                 <w:b w:val="0"/>
                 <w:sz w:val="20"/>
               </w:rPr>
-              <w:t>Align with 紅血球.</w:t>
+              <w:t>與「紅血球」對齊。</w:t>
             </w:r>
           </w:p>
         </w:tc>
@@ -1200,7 +1200,7 @@
       <w:tr>
         <w:tc>
           <w:tcPr>
-            <w:tcW w:type="dxa" w:w="1701"/>
+            <w:tcW w:type="dxa" w:w="1587"/>
           </w:tcPr>
           <w:p>
             <w:r/>
@@ -1210,7 +1210,7 @@
                 <w:b w:val="0"/>
                 <w:sz w:val="20"/>
               </w:rPr>
-              <w:t>About MPN</w:t>
+              <w:t>關於MPN</w:t>
             </w:r>
           </w:p>
         </w:tc>
@@ -1232,7 +1232,7 @@
         </w:tc>
         <w:tc>
           <w:tcPr>
-            <w:tcW w:type="dxa" w:w="2268"/>
+            <w:tcW w:type="dxa" w:w="2381"/>
           </w:tcPr>
           <w:p>
             <w:r/>
@@ -1242,7 +1242,7 @@
                 <w:b w:val="0"/>
                 <w:sz w:val="20"/>
               </w:rPr>
-              <w:t>If present on the same page</w:t>
+              <w:t>若同頁出現</w:t>
             </w:r>
           </w:p>
         </w:tc>
@@ -1274,7 +1274,7 @@
                 <w:b w:val="0"/>
                 <w:sz w:val="20"/>
               </w:rPr>
-              <w:t>Avoid ⋯細胞 for blood cells.</w:t>
+              <w:t>血球不要寫成「⋯細胞」。</w:t>
             </w:r>
           </w:p>
         </w:tc>
@@ -1282,7 +1282,7 @@
       <w:tr>
         <w:tc>
           <w:tcPr>
-            <w:tcW w:type="dxa" w:w="1701"/>
+            <w:tcW w:type="dxa" w:w="1587"/>
           </w:tcPr>
           <w:p>
             <w:r/>
@@ -1292,7 +1292,7 @@
                 <w:b w:val="0"/>
                 <w:sz w:val="20"/>
               </w:rPr>
-              <w:t>About MPN</w:t>
+              <w:t>關於MPN</w:t>
             </w:r>
           </w:p>
         </w:tc>
@@ -1314,7 +1314,7 @@
         </w:tc>
         <w:tc>
           <w:tcPr>
-            <w:tcW w:type="dxa" w:w="2268"/>
+            <w:tcW w:type="dxa" w:w="2381"/>
           </w:tcPr>
           <w:p>
             <w:r/>
@@ -1356,7 +1356,7 @@
                 <w:b w:val="0"/>
                 <w:sz w:val="20"/>
               </w:rPr>
-              <w:t>HK web copy rarely uses 按我.</w:t>
+              <w:t>香港網頁少用「按我」。</w:t>
             </w:r>
           </w:p>
         </w:tc>
@@ -1364,7 +1364,7 @@
       <w:tr>
         <w:tc>
           <w:tcPr>
-            <w:tcW w:type="dxa" w:w="1701"/>
+            <w:tcW w:type="dxa" w:w="1587"/>
           </w:tcPr>
           <w:p>
             <w:r/>
@@ -1374,7 +1374,7 @@
                 <w:b w:val="0"/>
                 <w:sz w:val="20"/>
               </w:rPr>
-              <w:t>Education page</w:t>
+              <w:t>教育專區頁</w:t>
             </w:r>
           </w:p>
         </w:tc>
@@ -1396,7 +1396,7 @@
         </w:tc>
         <w:tc>
           <w:tcPr>
-            <w:tcW w:type="dxa" w:w="2268"/>
+            <w:tcW w:type="dxa" w:w="2381"/>
           </w:tcPr>
           <w:p>
             <w:r/>
@@ -1406,7 +1406,7 @@
                 <w:b w:val="0"/>
                 <w:sz w:val="20"/>
               </w:rPr>
-              <w:t>Page / category name</w:t>
+              <w:t>頁面／分類名稱</w:t>
             </w:r>
           </w:p>
         </w:tc>
@@ -1438,7 +1438,7 @@
                 <w:b w:val="0"/>
                 <w:sz w:val="20"/>
               </w:rPr>
-              <w:t>Name only. No regional banner on this page.</w:t>
+              <w:t>只改名稱。此頁不加地區橫幅。</w:t>
             </w:r>
           </w:p>
         </w:tc>
@@ -1446,7 +1446,7 @@
       <w:tr>
         <w:tc>
           <w:tcPr>
-            <w:tcW w:type="dxa" w:w="1701"/>
+            <w:tcW w:type="dxa" w:w="1587"/>
           </w:tcPr>
           <w:p>
             <w:r/>
@@ -1456,7 +1456,7 @@
                 <w:b w:val="0"/>
                 <w:sz w:val="20"/>
               </w:rPr>
-              <w:t>Education page</w:t>
+              <w:t>教育專區頁</w:t>
             </w:r>
           </w:p>
         </w:tc>
@@ -1478,7 +1478,7 @@
         </w:tc>
         <w:tc>
           <w:tcPr>
-            <w:tcW w:type="dxa" w:w="2268"/>
+            <w:tcW w:type="dxa" w:w="2381"/>
           </w:tcPr>
           <w:p>
             <w:r/>
@@ -1520,7 +1520,7 @@
                 <w:b w:val="0"/>
                 <w:sz w:val="20"/>
               </w:rPr>
-              <w:t>Align titles.</w:t>
+              <w:t>標題對齊。</w:t>
             </w:r>
           </w:p>
         </w:tc>
@@ -1528,7 +1528,7 @@
       <w:tr>
         <w:tc>
           <w:tcPr>
-            <w:tcW w:type="dxa" w:w="1701"/>
+            <w:tcW w:type="dxa" w:w="1587"/>
           </w:tcPr>
           <w:p>
             <w:r/>
@@ -1538,7 +1538,7 @@
                 <w:b w:val="0"/>
                 <w:sz w:val="20"/>
               </w:rPr>
-              <w:t>Education page</w:t>
+              <w:t>教育專區頁</w:t>
             </w:r>
           </w:p>
         </w:tc>
@@ -1560,7 +1560,7 @@
         </w:tc>
         <w:tc>
           <w:tcPr>
-            <w:tcW w:type="dxa" w:w="2268"/>
+            <w:tcW w:type="dxa" w:w="2381"/>
           </w:tcPr>
           <w:p>
             <w:r/>
@@ -1570,7 +1570,7 @@
                 <w:b w:val="0"/>
                 <w:sz w:val="20"/>
               </w:rPr>
-              <w:t>Category title</w:t>
+              <w:t>分類標題</w:t>
             </w:r>
           </w:p>
         </w:tc>
@@ -1602,7 +1602,7 @@
                 <w:b w:val="0"/>
                 <w:sz w:val="20"/>
               </w:rPr>
-              <w:t>Name only; story bodies unchanged.</w:t>
+              <w:t>只改名稱；故事正文不變。</w:t>
             </w:r>
           </w:p>
         </w:tc>
@@ -1610,7 +1610,7 @@
       <w:tr>
         <w:tc>
           <w:tcPr>
-            <w:tcW w:type="dxa" w:w="1701"/>
+            <w:tcW w:type="dxa" w:w="1587"/>
           </w:tcPr>
           <w:p>
             <w:r/>
@@ -1620,7 +1620,7 @@
                 <w:b w:val="0"/>
                 <w:sz w:val="20"/>
               </w:rPr>
-              <w:t>Terms</w:t>
+              <w:t>使用條款</w:t>
             </w:r>
           </w:p>
         </w:tc>
@@ -1642,7 +1642,7 @@
         </w:tc>
         <w:tc>
           <w:tcPr>
-            <w:tcW w:type="dxa" w:w="2268"/>
+            <w:tcW w:type="dxa" w:w="2381"/>
           </w:tcPr>
           <w:p>
             <w:r/>
@@ -1684,7 +1684,7 @@
                 <w:b w:val="0"/>
                 <w:sz w:val="20"/>
               </w:rPr>
-              <w:t>Simplified-to-traditional error.</w:t>
+              <w:t>簡轉繁錯誤。</w:t>
             </w:r>
           </w:p>
         </w:tc>
@@ -1692,7 +1692,7 @@
       <w:tr>
         <w:tc>
           <w:tcPr>
-            <w:tcW w:type="dxa" w:w="1701"/>
+            <w:tcW w:type="dxa" w:w="1587"/>
           </w:tcPr>
           <w:p>
             <w:r/>
@@ -1702,7 +1702,7 @@
                 <w:b w:val="0"/>
                 <w:sz w:val="20"/>
               </w:rPr>
-              <w:t>Terms</w:t>
+              <w:t>使用條款</w:t>
             </w:r>
           </w:p>
         </w:tc>
@@ -1724,7 +1724,7 @@
         </w:tc>
         <w:tc>
           <w:tcPr>
-            <w:tcW w:type="dxa" w:w="2268"/>
+            <w:tcW w:type="dxa" w:w="2381"/>
           </w:tcPr>
           <w:p>
             <w:r/>
@@ -1766,7 +1766,7 @@
                 <w:b w:val="0"/>
                 <w:sz w:val="20"/>
               </w:rPr>
-              <w:t>Not used in HK legal copy.</w:t>
+              <w:t>香港法律文本不用「個資」。</w:t>
             </w:r>
           </w:p>
         </w:tc>
@@ -1774,7 +1774,7 @@
       <w:tr>
         <w:tc>
           <w:tcPr>
-            <w:tcW w:type="dxa" w:w="1701"/>
+            <w:tcW w:type="dxa" w:w="1587"/>
           </w:tcPr>
           <w:p>
             <w:r/>
@@ -1784,7 +1784,7 @@
                 <w:b w:val="0"/>
                 <w:sz w:val="20"/>
               </w:rPr>
-              <w:t>Terms</w:t>
+              <w:t>使用條款</w:t>
             </w:r>
           </w:p>
         </w:tc>
@@ -1806,7 +1806,7 @@
         </w:tc>
         <w:tc>
           <w:tcPr>
-            <w:tcW w:type="dxa" w:w="2268"/>
+            <w:tcW w:type="dxa" w:w="2381"/>
           </w:tcPr>
           <w:p>
             <w:r/>
@@ -1816,7 +1816,7 @@
                 <w:b w:val="0"/>
                 <w:sz w:val="20"/>
               </w:rPr>
-              <w:t>Taiwan PDPA clause numbers</w:t>
+              <w:t>台灣個資法條號</w:t>
             </w:r>
           </w:p>
         </w:tc>
@@ -1832,7 +1832,7 @@
                 <w:b w:val="0"/>
                 <w:sz w:val="20"/>
               </w:rPr>
-              <w:t>Rewrite under 《個人資料（私隱）條例》(Cap. 486)</w:t>
+              <w:t>按《個人資料（私隱）條例》（第486章）重寫</w:t>
             </w:r>
           </w:p>
         </w:tc>
@@ -1848,7 +1848,7 @@
                 <w:b w:val="0"/>
                 <w:sz w:val="20"/>
               </w:rPr>
-              <w:t>Do not keep Arts. 3/10/11. See File 2.</w:t>
+              <w:t>不要保留第3／10／11條。見檔案二。</w:t>
             </w:r>
           </w:p>
         </w:tc>
@@ -1856,7 +1856,7 @@
       <w:tr>
         <w:tc>
           <w:tcPr>
-            <w:tcW w:type="dxa" w:w="1701"/>
+            <w:tcW w:type="dxa" w:w="1587"/>
           </w:tcPr>
           <w:p>
             <w:r/>
@@ -1866,7 +1866,7 @@
                 <w:b w:val="0"/>
                 <w:sz w:val="20"/>
               </w:rPr>
-              <w:t>Terms</w:t>
+              <w:t>使用條款</w:t>
             </w:r>
           </w:p>
         </w:tc>
@@ -1888,7 +1888,7 @@
         </w:tc>
         <w:tc>
           <w:tcPr>
-            <w:tcW w:type="dxa" w:w="2268"/>
+            <w:tcW w:type="dxa" w:w="2381"/>
           </w:tcPr>
           <w:p>
             <w:r/>
@@ -1930,7 +1930,7 @@
                 <w:b w:val="0"/>
                 <w:sz w:val="20"/>
               </w:rPr>
-              <w:t>HK commercial wording.</w:t>
+              <w:t>香港商業用語。</w:t>
             </w:r>
           </w:p>
         </w:tc>
@@ -1938,7 +1938,7 @@
       <w:tr>
         <w:tc>
           <w:tcPr>
-            <w:tcW w:type="dxa" w:w="1701"/>
+            <w:tcW w:type="dxa" w:w="1587"/>
           </w:tcPr>
           <w:p>
             <w:r/>
@@ -1948,7 +1948,7 @@
                 <w:b w:val="0"/>
                 <w:sz w:val="20"/>
               </w:rPr>
-              <w:t>Terms</w:t>
+              <w:t>使用條款</w:t>
             </w:r>
           </w:p>
         </w:tc>
@@ -1970,7 +1970,7 @@
         </w:tc>
         <w:tc>
           <w:tcPr>
-            <w:tcW w:type="dxa" w:w="2268"/>
+            <w:tcW w:type="dxa" w:w="2381"/>
           </w:tcPr>
           <w:p>
             <w:r/>
@@ -1980,7 +1980,7 @@
                 <w:b w:val="0"/>
                 <w:sz w:val="20"/>
               </w:rPr>
-              <w:t>Two short names mixed</w:t>
+              <w:t>兩個簡稱混用</w:t>
             </w:r>
           </w:p>
         </w:tc>
@@ -1996,7 +1996,7 @@
                 <w:b w:val="0"/>
                 <w:sz w:val="20"/>
               </w:rPr>
-              <w:t>藥華醫藥 (first mention: PharmaEssentia 藥華醫藥)</w:t>
+              <w:t>藥華醫藥（首次：PharmaEssentia 藥華醫藥）</w:t>
             </w:r>
           </w:p>
         </w:tc>
@@ -2012,7 +2012,7 @@
                 <w:b w:val="0"/>
                 <w:sz w:val="20"/>
               </w:rPr>
-              <w:t>Unify.</w:t>
+              <w:t>統一。</w:t>
             </w:r>
           </w:p>
         </w:tc>
@@ -2020,7 +2020,7 @@
       <w:tr>
         <w:tc>
           <w:tcPr>
-            <w:tcW w:type="dxa" w:w="1701"/>
+            <w:tcW w:type="dxa" w:w="1587"/>
           </w:tcPr>
           <w:p>
             <w:r/>
@@ -2030,7 +2030,7 @@
                 <w:b w:val="0"/>
                 <w:sz w:val="20"/>
               </w:rPr>
-              <w:t>Terms</w:t>
+              <w:t>使用條款</w:t>
             </w:r>
           </w:p>
         </w:tc>
@@ -2052,7 +2052,7 @@
         </w:tc>
         <w:tc>
           <w:tcPr>
-            <w:tcW w:type="dxa" w:w="2268"/>
+            <w:tcW w:type="dxa" w:w="2381"/>
           </w:tcPr>
           <w:p>
             <w:r/>
@@ -2094,7 +2094,7 @@
                 <w:b w:val="0"/>
                 <w:sz w:val="20"/>
               </w:rPr>
-              <w:t>Correct character + footer alignment.</w:t>
+              <w:t>改正用字，並與頁尾「資料」對齊。</w:t>
             </w:r>
           </w:p>
         </w:tc>
@@ -2112,7 +2112,7 @@
           <w:color w:val="12353A"/>
           <w:sz w:val="32"/>
         </w:rPr>
-        <w:t>4. What must not change</w:t>
+        <w:t>4. 不得改動的項目</w:t>
       </w:r>
     </w:p>
     <w:p>
@@ -2125,7 +2125,7 @@
           <w:b w:val="0"/>
           <w:sz w:val="22"/>
         </w:rPr>
-        <w:t>• All article bodies in 血腫專欄 / 健康照護 / 品味生活 (including after menu rename).</w:t>
+        <w:t>• 血腫專欄／健康照護／品味生活的全部文章正文（即使選單已改名）。</w:t>
       </w:r>
     </w:p>
     <w:p>
@@ -2138,7 +2138,7 @@
           <w:b w:val="0"/>
           <w:sz w:val="22"/>
         </w:rPr>
-        <w:t>• Treatment methods, drug lists, studies, doses and percentages in those articles.</w:t>
+        <w:t>• 該等文章內的治療方法、藥名、研究、劑量及百分比。</w:t>
       </w:r>
     </w:p>
     <w:p>
@@ -2151,7 +2151,7 @@
           <w:b w:val="0"/>
           <w:sz w:val="22"/>
         </w:rPr>
-        <w:t>• Local terms, hospital names, product names and system names in those articles.</w:t>
+        <w:t>• 該等文章內的本地用語、醫院名稱、產品名稱及系統名稱。</w:t>
       </w:r>
     </w:p>
     <w:p>
@@ -2164,7 +2164,7 @@
           <w:b w:val="0"/>
           <w:sz w:val="22"/>
         </w:rPr>
-        <w:t>• Current layout, pagination and column structure.</w:t>
+        <w:t>• 現有版面、分頁及欄目結構。</w:t>
       </w:r>
     </w:p>
     <w:p>
@@ -2177,7 +2177,7 @@
           <w:b w:val="0"/>
           <w:sz w:val="22"/>
         </w:rPr>
-        <w:t>• Friendly links page: no wording change required. Keep existing non-HK organisation links; add HK organisations later as extra rows.</w:t>
+        <w:t>• 友善連結頁：無須改字。現有非香港機構連結保留；日後再以額外列加入香港機構。</w:t>
       </w:r>
     </w:p>
     <w:p>
@@ -2191,7 +2191,7 @@
           <w:color w:val="12353A"/>
           <w:sz w:val="32"/>
         </w:rPr>
-        <w:t>5. Do not use the live Wix /zh-hk pack as-is</w:t>
+        <w:t>5. 不要原樣沿用現有 Wix /zh-hk 語系包</w:t>
       </w:r>
     </w:p>
     <w:p>
@@ -2204,7 +2204,7 @@
           <w:b w:val="0"/>
           <w:sz w:val="22"/>
         </w:rPr>
-        <w:t>The current public https://www.mpnicare.org/zh-hk empties the three article columns, introduces 紅細胞 / 白細胞 / 並發症 / 無限製, and still cites Taiwan PDPA Arts. 3, 10 and 11. Replace it with this overlay: original articles + labels + HK chrome.</w:t>
+        <w:t>現時公開頁 https://www.mpnicare.org/zh-hk 會清空三個文章欄、引入「紅細胞／白細胞／並發症／無限製」，並仍引用台灣《個人資料保護法》第3、10、11條。應改用本覆蓋層：保留原文＋加上標示＋改香港介面用語。</w:t>
       </w:r>
     </w:p>
     <w:p>
@@ -2218,7 +2218,7 @@
           <w:color w:val="12353A"/>
           <w:sz w:val="32"/>
         </w:rPr>
-        <w:t>6. Review owners</w:t>
+        <w:t>6. 審閱負責人</w:t>
       </w:r>
     </w:p>
     <w:tbl>
@@ -2248,7 +2248,7 @@
                 <w:color w:val="FFFFFF"/>
                 <w:sz w:val="20"/>
               </w:rPr>
-              <w:t>Item</w:t>
+              <w:t>項目</w:t>
             </w:r>
           </w:p>
         </w:tc>
@@ -2266,7 +2266,7 @@
                 <w:color w:val="FFFFFF"/>
                 <w:sz w:val="20"/>
               </w:rPr>
-              <w:t>Owner</w:t>
+              <w:t>負責人</w:t>
             </w:r>
           </w:p>
         </w:tc>
@@ -2284,7 +2284,7 @@
                 <w:color w:val="FFFFFF"/>
                 <w:sz w:val="20"/>
               </w:rPr>
-              <w:t>Decision needed</w:t>
+              <w:t>待決事項</w:t>
             </w:r>
           </w:p>
         </w:tc>
@@ -2302,7 +2302,7 @@
                 <w:b w:val="0"/>
                 <w:sz w:val="20"/>
               </w:rPr>
-              <w:t>String table + three label placements on Wix</w:t>
+              <w:t>Wix 字串表及三處標示位置</w:t>
             </w:r>
           </w:p>
         </w:tc>
@@ -2318,7 +2318,7 @@
                 <w:b w:val="0"/>
                 <w:sz w:val="20"/>
               </w:rPr>
-              <w:t>PM + web</w:t>
+              <w:t>產品經理＋網頁</w:t>
             </w:r>
           </w:p>
         </w:tc>
@@ -2334,7 +2334,7 @@
                 <w:b w:val="0"/>
                 <w:sz w:val="20"/>
               </w:rPr>
-              <w:t>Implement overlay, do not rebuild templates</w:t>
+              <w:t>實作覆蓋層，不要重建版面範本</w:t>
             </w:r>
           </w:p>
         </w:tc>
@@ -2352,7 +2352,7 @@
                 <w:b w:val="0"/>
                 <w:sz w:val="20"/>
               </w:rPr>
-              <w:t>Three disclaimer lines only</w:t>
+              <w:t>三句免責字句（只審這三句）</w:t>
             </w:r>
           </w:p>
         </w:tc>
@@ -2368,7 +2368,7 @@
                 <w:b w:val="0"/>
                 <w:sz w:val="20"/>
               </w:rPr>
-              <w:t>Medical</w:t>
+              <w:t>醫學事務</w:t>
             </w:r>
           </w:p>
         </w:tc>
@@ -2384,7 +2384,7 @@
                 <w:b w:val="0"/>
                 <w:sz w:val="20"/>
               </w:rPr>
-              <w:t>Confirm wording; do not rewrite articles</w:t>
+              <w:t>確認用字；不要改寫文章</w:t>
             </w:r>
           </w:p>
         </w:tc>
@@ -2402,7 +2402,7 @@
                 <w:b w:val="0"/>
                 <w:sz w:val="20"/>
               </w:rPr>
-              <w:t>Cap. 486 terms (File 2)</w:t>
+              <w:t>第486章條款（檔案二）</w:t>
             </w:r>
           </w:p>
         </w:tc>
@@ -2418,7 +2418,7 @@
                 <w:b w:val="0"/>
                 <w:sz w:val="20"/>
               </w:rPr>
-              <w:t>Legal / Compliance</w:t>
+              <w:t>法務／合規</w:t>
             </w:r>
           </w:p>
         </w:tc>
@@ -2434,7 +2434,7 @@
                 <w:b w:val="0"/>
                 <w:sz w:val="20"/>
               </w:rPr>
-              <w:t>Sign off before production</w:t>
+              <w:t>上線前簽署確認</w:t>
             </w:r>
           </w:p>
         </w:tc>
@@ -2452,7 +2452,7 @@
                 <w:b w:val="0"/>
                 <w:sz w:val="20"/>
               </w:rPr>
-              <w:t>UMAO check of chrome + labels</w:t>
+              <w:t>頁面用語及標示的《不良廣告（醫藥）條例》核對</w:t>
             </w:r>
           </w:p>
         </w:tc>
@@ -2468,7 +2468,7 @@
                 <w:b w:val="0"/>
                 <w:sz w:val="20"/>
               </w:rPr>
-              <w:t>PM + Legal</w:t>
+              <w:t>產品經理＋法務</w:t>
             </w:r>
           </w:p>
         </w:tc>
@@ -2484,7 +2484,7 @@
                 <w:b w:val="0"/>
                 <w:sz w:val="20"/>
               </w:rPr>
-              <w:t>Await user-supplied Cap. 231 files</w:t>
+              <w:t>待用戶提供第231章檔案後再核</w:t>
             </w:r>
           </w:p>
         </w:tc>
@@ -2501,7 +2501,7 @@
           <w:b w:val="0"/>
           <w:sz w:val="22"/>
         </w:rPr>
-        <w:t>This is a patient-education site, not a BESREMi promotional piece. No new product claims. ET/MF material in source articles stays labelled as non-Hong Kong content.</w:t>
+        <w:t>本站為病人教育網站，並非 BESREMi 推廣物料。不加新產品聲稱。原文文章中的 ET／MF 內容，一律標示為非香港內容。</w:t>
       </w:r>
     </w:p>
     <w:sectPr>
